--- a/tests/outputs/soan-giay-moi.docx
+++ b/tests/outputs/soan-giay-moi.docx
@@ -24,7 +24,7 @@
       <w:tr>
         <w:tc>
           <w:tcPr>
-            <w:tcW w:type="dxa" w:w="4535"/>
+            <w:tcW w:type="dxa" w:w="3742"/>
           </w:tcPr>
           <w:p>
             <w:pPr>
@@ -34,6 +34,7 @@
             <w:r>
               <w:rPr>
                 <w:b w:val="0"/>
+                <w:sz w:val="24"/>
               </w:rPr>
             </w:r>
             <w:r>
@@ -47,8 +48,12 @@
           </w:p>
           <w:p>
             <w:pPr>
-              <w:spacing w:after="0"/>
+              <w:spacing w:after="80"/>
+              <w:ind w:left="113" w:right="113"/>
               <w:jc w:val="center"/>
+              <w:pBdr>
+                <w:bottom w:val="single" w:sz="4" w:space="1" w:color="000000"/>
+              </w:pBdr>
             </w:pPr>
             <w:r>
               <w:rPr>
@@ -68,7 +73,7 @@
               <w:rPr>
                 <w:rFonts w:ascii="Times New Roman" w:hAnsi="Times New Roman" w:eastAsia="Times New Roman"/>
                 <w:b w:val="0"/>
-                <w:sz w:val="24"/>
+                <w:sz w:val="26"/>
               </w:rPr>
               <w:t>Số: ....../GM-......</w:t>
             </w:r>
@@ -76,22 +81,25 @@
         </w:tc>
         <w:tc>
           <w:tcPr>
-            <w:tcW w:type="dxa" w:w="4535"/>
+            <w:tcW w:type="dxa" w:w="5329"/>
           </w:tcPr>
           <w:p>
             <w:pPr>
-              <w:spacing w:after="0"/>
+              <w:spacing w:after="80"/>
               <w:jc w:val="center"/>
             </w:pPr>
             <w:r>
               <w:rPr>
                 <w:b/>
+                <w:i w:val="0"/>
+                <w:sz w:val="24"/>
               </w:rPr>
             </w:r>
             <w:r>
               <w:rPr>
                 <w:rFonts w:ascii="Times New Roman" w:hAnsi="Times New Roman" w:eastAsia="Times New Roman"/>
                 <w:b/>
+                <w:i w:val="0"/>
                 <w:sz w:val="24"/>
               </w:rPr>
               <w:t>CỘNG HÒA XÃ HỘI CHỦ NGHĨA VIỆT NAM</w:t>
@@ -99,21 +107,26 @@
           </w:p>
           <w:p>
             <w:pPr>
-              <w:spacing w:after="0"/>
+              <w:spacing w:after="80"/>
+              <w:ind w:left="907" w:right="907"/>
               <w:jc w:val="center"/>
+              <w:pBdr>
+                <w:bottom w:val="single" w:sz="4" w:space="1" w:color="000000"/>
+              </w:pBdr>
             </w:pPr>
             <w:r>
               <w:rPr>
                 <w:rFonts w:ascii="Times New Roman" w:hAnsi="Times New Roman" w:eastAsia="Times New Roman"/>
                 <w:b/>
-                <w:sz w:val="24"/>
+                <w:i w:val="0"/>
+                <w:sz w:val="26"/>
               </w:rPr>
-              <w:t>Độc lập – Tự do – Hạnh phúc</w:t>
+              <w:t>Độc lập - Tự do - Hạnh phúc</w:t>
             </w:r>
           </w:p>
           <w:p>
             <w:pPr>
-              <w:spacing w:after="0"/>
+              <w:spacing w:after="80"/>
               <w:jc w:val="center"/>
             </w:pPr>
             <w:r>
@@ -121,7 +134,7 @@
                 <w:rFonts w:ascii="Times New Roman" w:hAnsi="Times New Roman" w:eastAsia="Times New Roman"/>
                 <w:b w:val="0"/>
                 <w:i/>
-                <w:sz w:val="24"/>
+                <w:sz w:val="26"/>
               </w:rPr>
               <w:t>Hà Nội, ngày ..... tháng ..... năm ........</w:t>
             </w:r>
@@ -132,7 +145,7 @@
     <w:p>
       <w:pPr>
         <w:keepNext w:val="0"/>
-        <w:spacing w:after="80"/>
+        <w:spacing w:after="120"/>
       </w:pPr>
       <w:r>
         <w:rPr>
@@ -176,7 +189,7 @@
     <w:p>
       <w:pPr>
         <w:keepNext w:val="0"/>
-        <w:spacing w:after="40"/>
+        <w:spacing w:after="120"/>
         <w:ind w:firstLine="567"/>
       </w:pPr>
       <w:r>
@@ -191,7 +204,7 @@
     <w:p>
       <w:pPr>
         <w:keepNext w:val="0"/>
-        <w:spacing w:after="40"/>
+        <w:spacing w:after="120"/>
         <w:ind w:firstLine="567"/>
         <w:jc w:val="both"/>
       </w:pPr>
@@ -207,7 +220,7 @@
     <w:p>
       <w:pPr>
         <w:keepNext w:val="0"/>
-        <w:spacing w:after="40"/>
+        <w:spacing w:after="120"/>
         <w:ind w:firstLine="567"/>
         <w:jc w:val="both"/>
       </w:pPr>
@@ -223,7 +236,7 @@
     <w:p>
       <w:pPr>
         <w:keepNext w:val="0"/>
-        <w:spacing w:after="40"/>
+        <w:spacing w:after="120"/>
         <w:ind w:firstLine="567"/>
       </w:pPr>
       <w:r>
@@ -238,7 +251,7 @@
     <w:p>
       <w:pPr>
         <w:keepNext w:val="0"/>
-        <w:spacing w:after="40"/>
+        <w:spacing w:after="120"/>
         <w:ind w:firstLine="567"/>
       </w:pPr>
       <w:r>
@@ -253,7 +266,7 @@
     <w:p>
       <w:pPr>
         <w:keepNext w:val="0"/>
-        <w:spacing w:after="40"/>
+        <w:spacing w:after="120"/>
         <w:ind w:firstLine="567"/>
       </w:pPr>
       <w:r>
@@ -317,7 +330,8 @@
             <w:r>
               <w:rPr>
                 <w:rFonts w:ascii="Times New Roman" w:hAnsi="Times New Roman" w:eastAsia="Times New Roman"/>
-                <w:b w:val="0"/>
+                <w:b/>
+                <w:i/>
                 <w:sz w:val="24"/>
               </w:rPr>
               <w:t>Nơi nhận:</w:t>
@@ -332,7 +346,7 @@
               <w:rPr>
                 <w:rFonts w:ascii="Times New Roman" w:hAnsi="Times New Roman" w:eastAsia="Times New Roman"/>
                 <w:b w:val="0"/>
-                <w:sz w:val="24"/>
+                <w:sz w:val="22"/>
               </w:rPr>
               <w:t>- Như trên;</w:t>
             </w:r>
@@ -346,7 +360,7 @@
               <w:rPr>
                 <w:rFonts w:ascii="Times New Roman" w:hAnsi="Times New Roman" w:eastAsia="Times New Roman"/>
                 <w:b w:val="0"/>
-                <w:sz w:val="24"/>
+                <w:sz w:val="22"/>
               </w:rPr>
               <w:t>- Lưu: VT, HCTH.</w:t>
             </w:r>
